--- a/jsBasics/1. Структура кода. Переменные. Типы Данных. Комментарии. Базовые операторы (4ч.).docx
+++ b/jsBasics/1. Структура кода. Переменные. Типы Данных. Комментарии. Базовые операторы (4ч.).docx
@@ -1174,7 +1174,7 @@
           <w:highlight w:val="white"/>
           <w:rtl w:val="0"/>
         </w:rPr>
-        <w:t xml:space="preserve">let d = b++ * b - a--;      a = 3, a`= ;  b = 6, b`= 7; c = 11; d = 39</w:t>
+        <w:t xml:space="preserve">let d = b++ * b - a--;      a = 3, a`= 2;  b = 6, b`= 7; c = 11; d = 39</w:t>
         <w:tab/>
       </w:r>
     </w:p>
